--- a/corpus/synthetic/parse__009.docx
+++ b/corpus/synthetic/parse__009.docx
@@ -3,13 +3,33 @@
 <w:document xmlns:w="http://schemas.openxmlformats.org/wordprocessingml/2006/main" xmlns:r="http://schemas.openxmlformats.org/officeDocument/2006/relationships" xmlns:wp="http://schemas.openxmlformats.org/drawingml/2006/wordprocessingDrawing" xmlns:a="http://schemas.openxmlformats.org/drawingml/2006/main" xmlns:pic="http://schemas.openxmlformats.org/drawingml/2006/picture" xmlns:m="http://schemas.openxmlformats.org/officeDocument/2006/math">
   <w:body>
     <w:p>
+      <w:r>
+        <w:rPr>
+          <w:sz w:val="8"/>
+        </w:rPr>
+        <w:t xml:space="preserve"> </w:t>
+      </w:r>
+    </w:p>
+    <w:p>
       <w:pPr>
         <w:rPr>
-          <w:vanish/>
+          <w:rFonts w:ascii="Arial" w:hAnsi="Arial"/>
+          <w:sz w:val="8"/>
         </w:rPr>
       </w:pPr>
       <w:r>
-        <w:t>shown</w:t>
+        <w:rPr>
+          <w:sz w:val="8"/>
+        </w:rPr>
+        <w:t xml:space="preserve"> </w:t>
+      </w:r>
+    </w:p>
+    <w:p>
+      <w:r>
+        <w:rPr>
+          <w:sz w:val="8"/>
+        </w:rPr>
+        <w:t xml:space="preserve"> x</w:t>
       </w:r>
     </w:p>
     <w:sectPr>
